--- a/storage/templates/normalized-docx/BM-193/BM-193_normalized.docx
+++ b/storage/templates/normalized-docx/BM-193/BM-193_normalized.docx
@@ -1277,7 +1277,7 @@
         <w:rPr>
           <w:rFonts w:cs="Times New Roman" w:ascii="Times New Roman" w:hAnsi="Times New Roman"/>
         </w:rPr>
-        <w:t>{{recipients.field}}</w:t>
+        <w:t>{{recipients.personLine2}}</w:t>
       </w:r>
     </w:p>
     <w:p>
@@ -1293,9 +1293,9 @@
         <w:rPr>
           <w:rFonts w:cs="Times New Roman" w:ascii="Times New Roman" w:hAnsi="Times New Roman"/>
         </w:rPr>
-        <w:t>{{recipients.field}}</w:t>
+        <w:t>{{recipients.personLine3}}</w:t>
         <w:tab/>
-        <w:t>{{recipients.field}}</w:t>
+        <w:t>{{recipients.personLine4}}</w:t>
       </w:r>
     </w:p>
     <w:p>
@@ -1311,9 +1311,9 @@
         <w:rPr>
           <w:rFonts w:cs="Times New Roman" w:ascii="Times New Roman" w:hAnsi="Times New Roman"/>
         </w:rPr>
-        <w:t>{{recipients.field}}</w:t>
+        <w:t>{{recipients.personLine5}}</w:t>
         <w:tab/>
-        <w:t>{{recipients.field}}</w:t>
+        <w:t>{{recipients.personLine6}}</w:t>
       </w:r>
     </w:p>
     <w:p>
@@ -1329,7 +1329,7 @@
         <w:rPr>
           <w:rFonts w:cs="Times New Roman" w:ascii="Times New Roman" w:hAnsi="Times New Roman"/>
         </w:rPr>
-        <w:t>{{recipients.field}}</w:t>
+        <w:t>{{recipients.personLine7}}</w:t>
       </w:r>
     </w:p>
     <w:p>
@@ -1345,7 +1345,7 @@
         <w:rPr>
           <w:rFonts w:cs="Times New Roman" w:ascii="Times New Roman" w:hAnsi="Times New Roman"/>
         </w:rPr>
-        <w:t>{{recipients.field}}</w:t>
+        <w:t>{{recipients.personLine8}}</w:t>
       </w:r>
     </w:p>
     <w:p>
@@ -1359,7 +1359,7 @@
         <w:rPr>
           <w:rFonts w:cs="Times New Roman" w:ascii="Times New Roman" w:hAnsi="Times New Roman"/>
         </w:rPr>
-        <w:t>{{recipients.field}}</w:t>
+        <w:t>{{recipients.personLine9}}</w:t>
       </w:r>
     </w:p>
     <w:p>
@@ -1375,7 +1375,7 @@
         <w:rPr>
           <w:rFonts w:cs="Times New Roman" w:ascii="Times New Roman" w:hAnsi="Times New Roman"/>
         </w:rPr>
-        <w:t>{{recipients.field}}</w:t>
+        <w:t>{{recipients.personLine10}}</w:t>
       </w:r>
     </w:p>
     <w:p>
@@ -1391,7 +1391,7 @@
         <w:rPr>
           <w:rFonts w:cs="Times New Roman" w:ascii="Times New Roman" w:hAnsi="Times New Roman"/>
         </w:rPr>
-        <w:t>{{recipients.field}}</w:t>
+        <w:t>{{recipients.personLine11}}</w:t>
       </w:r>
     </w:p>
     <w:p>
@@ -1407,7 +1407,7 @@
         <w:rPr>
           <w:rFonts w:cs="Times New Roman" w:ascii="Times New Roman" w:hAnsi="Times New Roman"/>
         </w:rPr>
-        <w:t>{{recipients.field}}</w:t>
+        <w:t>{{recipients.personLine12}}</w:t>
       </w:r>
     </w:p>
     <w:p>
@@ -1423,7 +1423,7 @@
         <w:rPr>
           <w:rFonts w:cs="Times New Roman" w:ascii="Times New Roman" w:hAnsi="Times New Roman"/>
         </w:rPr>
-        <w:t>{{recipients.field}}</w:t>
+        <w:t>{{recipients.personLine13}}</w:t>
       </w:r>
     </w:p>
     <w:p>
@@ -1451,7 +1451,7 @@
         <w:rPr>
           <w:rFonts w:cs="Times New Roman" w:ascii="Times New Roman" w:hAnsi="Times New Roman"/>
         </w:rPr>
-        <w:t>{{document.field}}</w:t>
+        <w:t>{{document.fullDocumentCode}}</w:t>
       </w:r>
     </w:p>
     <w:p>
@@ -1520,7 +1520,7 @@
         <w:rPr>
           <w:rFonts w:cs="Times New Roman" w:ascii="Times New Roman" w:hAnsi="Times New Roman"/>
         </w:rPr>
-        <w:t>{{document.field}}</w:t>
+        <w:t>{{document.issueDate}}</w:t>
       </w:r>
     </w:p>
     <w:p>
@@ -1834,7 +1834,7 @@
                 <w:sz w:val="24"/>
                 <w:lang w:val="pt-BR"/>
               </w:rPr>
-              <w:t>{{recipients.field}}</w:t>
+              <w:t>{{recipients.personLine13}}</w:t>
             </w:r>
           </w:p>
           <w:p>
